--- a/MF0490_3 Gestión de servicios en el sistema informático/AMPLIACIONES/SEGURIDAD INFORMATICA/ejercicios unidad 4/Ejercicios arpWatch.docx
+++ b/MF0490_3 Gestión de servicios en el sistema informático/AMPLIACIONES/SEGURIDAD INFORMATICA/ejercicios unidad 4/Ejercicios arpWatch.docx
@@ -474,27 +474,221 @@
       </w:r>
     </w:p>
     <w:p>
-      <w:r>
-        <w:t xml:space="preserve">sudo </w:t>
-      </w:r>
-      <w:proofErr w:type="spellStart"/>
-      <w:r>
+      <w:pPr>
+        <w:rPr>
+          <w:lang w:val="en-GB"/>
+        </w:rPr>
+      </w:pPr>
+      <w:proofErr w:type="spellStart"/>
+      <w:r>
+        <w:rPr>
+          <w:lang w:val="en-GB"/>
+        </w:rPr>
+        <w:t>sudo</w:t>
+      </w:r>
+      <w:proofErr w:type="spellEnd"/>
+      <w:r>
+        <w:rPr>
+          <w:lang w:val="en-GB"/>
+        </w:rPr>
+        <w:t xml:space="preserve"> </w:t>
+      </w:r>
+      <w:proofErr w:type="spellStart"/>
+      <w:r>
+        <w:rPr>
+          <w:lang w:val="en-GB"/>
+        </w:rPr>
         <w:t>journalctl</w:t>
       </w:r>
       <w:proofErr w:type="spellEnd"/>
       <w:r>
+        <w:rPr>
+          <w:lang w:val="en-GB"/>
+        </w:rPr>
         <w:t xml:space="preserve"> -f | grep </w:t>
       </w:r>
       <w:proofErr w:type="spellStart"/>
       <w:r>
+        <w:rPr>
+          <w:lang w:val="en-GB"/>
+        </w:rPr>
         <w:t>arpwatch</w:t>
       </w:r>
       <w:proofErr w:type="spellEnd"/>
     </w:p>
-    <w:p/>
-    <w:p/>
-    <w:p/>
-    <w:p/>
+    <w:p>
+      <w:pPr>
+        <w:rPr>
+          <w:lang w:val="en-GB"/>
+        </w:rPr>
+      </w:pPr>
+    </w:p>
+    <w:p>
+      <w:pPr>
+        <w:rPr>
+          <w:b/>
+          <w:bCs/>
+        </w:rPr>
+      </w:pPr>
+      <w:r>
+        <w:rPr>
+          <w:b/>
+          <w:bCs/>
+        </w:rPr>
+        <w:t>En caso de que no salga nada</w:t>
+      </w:r>
+    </w:p>
+    <w:p>
+      <w:pPr>
+        <w:rPr>
+          <w:lang w:val="en-GB"/>
+        </w:rPr>
+      </w:pPr>
+      <w:proofErr w:type="spellStart"/>
+      <w:r>
+        <w:rPr>
+          <w:lang w:val="en-GB"/>
+        </w:rPr>
+        <w:t>sudo</w:t>
+      </w:r>
+      <w:proofErr w:type="spellEnd"/>
+      <w:r>
+        <w:rPr>
+          <w:lang w:val="en-GB"/>
+        </w:rPr>
+        <w:t xml:space="preserve"> </w:t>
+      </w:r>
+      <w:proofErr w:type="spellStart"/>
+      <w:r>
+        <w:rPr>
+          <w:lang w:val="en-GB"/>
+        </w:rPr>
+        <w:t>mkdir</w:t>
+      </w:r>
+      <w:proofErr w:type="spellEnd"/>
+      <w:r>
+        <w:rPr>
+          <w:lang w:val="en-GB"/>
+        </w:rPr>
+        <w:t xml:space="preserve"> -p /var/lib/</w:t>
+      </w:r>
+      <w:proofErr w:type="spellStart"/>
+      <w:r>
+        <w:rPr>
+          <w:lang w:val="en-GB"/>
+        </w:rPr>
+        <w:t>arpwatch</w:t>
+      </w:r>
+      <w:proofErr w:type="spellEnd"/>
+    </w:p>
+    <w:p>
+      <w:pPr>
+        <w:rPr>
+          <w:lang w:val="en-GB"/>
+        </w:rPr>
+      </w:pPr>
+      <w:proofErr w:type="spellStart"/>
+      <w:r>
+        <w:rPr>
+          <w:lang w:val="en-GB"/>
+        </w:rPr>
+        <w:t>sudo</w:t>
+      </w:r>
+      <w:proofErr w:type="spellEnd"/>
+      <w:r>
+        <w:rPr>
+          <w:lang w:val="en-GB"/>
+        </w:rPr>
+        <w:t xml:space="preserve"> touch /var/lib/</w:t>
+      </w:r>
+      <w:proofErr w:type="spellStart"/>
+      <w:r>
+        <w:rPr>
+          <w:lang w:val="en-GB"/>
+        </w:rPr>
+        <w:t>arpwatch</w:t>
+      </w:r>
+      <w:proofErr w:type="spellEnd"/>
+      <w:r>
+        <w:rPr>
+          <w:lang w:val="en-GB"/>
+        </w:rPr>
+        <w:t>/arp.dat</w:t>
+      </w:r>
+    </w:p>
+    <w:p>
+      <w:pPr>
+        <w:rPr>
+          <w:lang w:val="en-GB"/>
+        </w:rPr>
+      </w:pPr>
+      <w:proofErr w:type="spellStart"/>
+      <w:r>
+        <w:rPr>
+          <w:lang w:val="en-GB"/>
+        </w:rPr>
+        <w:t>sudo</w:t>
+      </w:r>
+      <w:proofErr w:type="spellEnd"/>
+      <w:r>
+        <w:rPr>
+          <w:lang w:val="en-GB"/>
+        </w:rPr>
+        <w:t xml:space="preserve"> </w:t>
+      </w:r>
+      <w:proofErr w:type="spellStart"/>
+      <w:r>
+        <w:rPr>
+          <w:lang w:val="en-GB"/>
+        </w:rPr>
+        <w:t>chown</w:t>
+      </w:r>
+      <w:proofErr w:type="spellEnd"/>
+      <w:r>
+        <w:rPr>
+          <w:lang w:val="en-GB"/>
+        </w:rPr>
+        <w:t xml:space="preserve"> -R </w:t>
+      </w:r>
+      <w:proofErr w:type="spellStart"/>
+      <w:proofErr w:type="gramStart"/>
+      <w:r>
+        <w:rPr>
+          <w:lang w:val="en-GB"/>
+        </w:rPr>
+        <w:t>arpwatch:arpwatch</w:t>
+      </w:r>
+      <w:proofErr w:type="spellEnd"/>
+      <w:proofErr w:type="gramEnd"/>
+      <w:r>
+        <w:rPr>
+          <w:lang w:val="en-GB"/>
+        </w:rPr>
+        <w:t xml:space="preserve"> /var/lib/</w:t>
+      </w:r>
+      <w:proofErr w:type="spellStart"/>
+      <w:r>
+        <w:rPr>
+          <w:lang w:val="en-GB"/>
+        </w:rPr>
+        <w:t>arpwatch</w:t>
+      </w:r>
+      <w:proofErr w:type="spellEnd"/>
+    </w:p>
+    <w:p>
+      <w:pPr>
+        <w:rPr>
+          <w:lang w:val="en-GB"/>
+        </w:rPr>
+      </w:pPr>
+    </w:p>
+    <w:p>
+      <w:pPr>
+        <w:rPr>
+          <w:lang w:val="en-GB"/>
+        </w:rPr>
+      </w:pPr>
+    </w:p>
     <w:p>
       <w:pPr>
         <w:pBdr>
@@ -835,6 +1029,7 @@
           <w:b/>
           <w:bCs/>
         </w:rPr>
+        <w:lastRenderedPageBreak/>
         <w:t>Observa: nombre de la interfaz (p. ej. eth0, enp0s3, wlan0). Usa ese nombre en los siguientes ejercicios.</w:t>
       </w:r>
     </w:p>
@@ -917,7 +1112,6 @@
           <w:b/>
           <w:bCs/>
         </w:rPr>
-        <w:lastRenderedPageBreak/>
         <w:t>Objetivo: ver la salida directa para entender su funcionamiento.</w:t>
       </w:r>
     </w:p>
@@ -1750,6 +1944,7 @@
           <w:bCs/>
           <w:strike/>
         </w:rPr>
+        <w:lastRenderedPageBreak/>
         <w:t>Levanta una VM extra o conecta un móvil a la misma red/segmento.</w:t>
       </w:r>
     </w:p>
@@ -1834,7 +2029,6 @@
           <w:b/>
           <w:bCs/>
         </w:rPr>
-        <w:lastRenderedPageBreak/>
         <w:t>Ejercicio 7 — Cambiar la MAC local y comprobar alerta</w:t>
       </w:r>
     </w:p>
@@ -2714,6 +2908,7 @@
           <w:b/>
           <w:bCs/>
         </w:rPr>
+        <w:lastRenderedPageBreak/>
         <w:t>ip</w:t>
       </w:r>
       <w:proofErr w:type="spellEnd"/>
@@ -2797,7 +2992,6 @@
           <w:b/>
           <w:bCs/>
         </w:rPr>
-        <w:lastRenderedPageBreak/>
         <w:t>Ejercicio 10 — Parar y limpiar la práctica</w:t>
       </w:r>
     </w:p>

--- a/MF0490_3 Gestión de servicios en el sistema informático/AMPLIACIONES/SEGURIDAD INFORMATICA/ejercicios unidad 4/Ejercicios arpWatch.docx
+++ b/MF0490_3 Gestión de servicios en el sistema informático/AMPLIACIONES/SEGURIDAD INFORMATICA/ejercicios unidad 4/Ejercicios arpWatch.docx
@@ -30,17 +30,8 @@
           <w:b/>
           <w:bCs/>
         </w:rPr>
-        <w:t xml:space="preserve">Ejercicio 1 — Instalar </w:t>
-      </w:r>
-      <w:proofErr w:type="spellStart"/>
-      <w:r>
-        <w:rPr>
-          <w:b/>
-          <w:bCs/>
-        </w:rPr>
-        <w:t>arpwatch</w:t>
-      </w:r>
-      <w:proofErr w:type="spellEnd"/>
+        <w:t>Ejercicio 1 — Instalar arpwatch</w:t>
+      </w:r>
     </w:p>
     <w:p>
       <w:r>
@@ -60,49 +51,25 @@
           <w:lang w:val="en-US"/>
         </w:rPr>
       </w:pPr>
-      <w:proofErr w:type="spellStart"/>
-      <w:r>
-        <w:rPr>
-          <w:lang w:val="en-US"/>
-        </w:rPr>
-        <w:t>sudo</w:t>
-      </w:r>
-      <w:proofErr w:type="spellEnd"/>
-      <w:r>
-        <w:rPr>
-          <w:lang w:val="en-US"/>
-        </w:rPr>
-        <w:t xml:space="preserve"> apt update</w:t>
-      </w:r>
-    </w:p>
-    <w:p>
-      <w:pPr>
-        <w:rPr>
-          <w:lang w:val="en-US"/>
-        </w:rPr>
-      </w:pPr>
-      <w:proofErr w:type="spellStart"/>
-      <w:r>
-        <w:rPr>
-          <w:lang w:val="en-US"/>
-        </w:rPr>
-        <w:t>sudo</w:t>
-      </w:r>
-      <w:proofErr w:type="spellEnd"/>
-      <w:r>
-        <w:rPr>
-          <w:lang w:val="en-US"/>
-        </w:rPr>
-        <w:t xml:space="preserve"> apt install -y </w:t>
-      </w:r>
-      <w:proofErr w:type="spellStart"/>
-      <w:r>
-        <w:rPr>
-          <w:lang w:val="en-US"/>
-        </w:rPr>
-        <w:t>arpwatch</w:t>
-      </w:r>
-      <w:proofErr w:type="spellEnd"/>
+      <w:r>
+        <w:rPr>
+          <w:lang w:val="en-US"/>
+        </w:rPr>
+        <w:t>sudo apt update</w:t>
+      </w:r>
+    </w:p>
+    <w:p>
+      <w:pPr>
+        <w:rPr>
+          <w:lang w:val="en-US"/>
+        </w:rPr>
+      </w:pPr>
+      <w:r>
+        <w:rPr>
+          <w:lang w:val="en-US"/>
+        </w:rPr>
+        <w:t>sudo apt install -y arpwatch</w:t>
+      </w:r>
     </w:p>
     <w:p>
       <w:r>
@@ -168,27 +135,9 @@
       </w:r>
     </w:p>
     <w:p>
-      <w:proofErr w:type="spellStart"/>
-      <w:r>
-        <w:t>ip</w:t>
-      </w:r>
-      <w:proofErr w:type="spellEnd"/>
-      <w:r>
-        <w:t xml:space="preserve"> </w:t>
-      </w:r>
-      <w:proofErr w:type="spellStart"/>
-      <w:r>
-        <w:t>addr</w:t>
-      </w:r>
-      <w:proofErr w:type="spellEnd"/>
-      <w:r>
-        <w:t xml:space="preserve"> </w:t>
-      </w:r>
-      <w:proofErr w:type="gramStart"/>
-      <w:r>
-        <w:t>show</w:t>
-      </w:r>
-      <w:proofErr w:type="gramEnd"/>
+      <w:r>
+        <w:t>ip addr show</w:t>
+      </w:r>
     </w:p>
     <w:p>
       <w:r>
@@ -238,17 +187,8 @@
           <w:b/>
           <w:bCs/>
         </w:rPr>
-        <w:t xml:space="preserve"> Ejercicio 3 — Arrancar </w:t>
-      </w:r>
-      <w:proofErr w:type="spellStart"/>
-      <w:r>
-        <w:rPr>
-          <w:b/>
-          <w:bCs/>
-        </w:rPr>
-        <w:t>arpwatch</w:t>
-      </w:r>
-      <w:proofErr w:type="spellEnd"/>
+        <w:t xml:space="preserve"> Ejercicio 3 — Arrancar arpwatch</w:t>
+      </w:r>
     </w:p>
     <w:p>
       <w:r>
@@ -264,15 +204,7 @@
     </w:p>
     <w:p>
       <w:r>
-        <w:t xml:space="preserve">sudo </w:t>
-      </w:r>
-      <w:proofErr w:type="spellStart"/>
-      <w:r>
-        <w:t>arpwatch</w:t>
-      </w:r>
-      <w:proofErr w:type="spellEnd"/>
-      <w:r>
-        <w:t xml:space="preserve"> -i eth0 -d</w:t>
+        <w:t>sudo arpwatch -i eth0 -d</w:t>
       </w:r>
     </w:p>
     <w:p>
@@ -341,15 +273,7 @@
         <w:t>Objetivo:</w:t>
       </w:r>
       <w:r>
-        <w:t xml:space="preserve"> que </w:t>
-      </w:r>
-      <w:proofErr w:type="spellStart"/>
-      <w:r>
-        <w:t>arpwatch</w:t>
-      </w:r>
-      <w:proofErr w:type="spellEnd"/>
-      <w:r>
-        <w:t xml:space="preserve"> detecte algo nuevo.</w:t>
+        <w:t xml:space="preserve"> que arpwatch detecte algo nuevo.</w:t>
       </w:r>
     </w:p>
     <w:p>
@@ -411,23 +335,7 @@
         <w:t>Qué verás:</w:t>
       </w:r>
       <w:r>
-        <w:t xml:space="preserve"> en la terminal de </w:t>
-      </w:r>
-      <w:proofErr w:type="spellStart"/>
-      <w:r>
-        <w:t>arpwatch</w:t>
-      </w:r>
-      <w:proofErr w:type="spellEnd"/>
-      <w:r>
-        <w:t xml:space="preserve"> aparecerá una línea con new </w:t>
-      </w:r>
-      <w:proofErr w:type="spellStart"/>
-      <w:r>
-        <w:t>station</w:t>
-      </w:r>
-      <w:proofErr w:type="spellEnd"/>
-      <w:r>
-        <w:t xml:space="preserve"> (IP + MAC).</w:t>
+        <w:t xml:space="preserve"> en la terminal de arpwatch aparecerá una línea con new station (IP + MAC).</w:t>
       </w:r>
     </w:p>
     <w:p>
@@ -479,63 +387,59 @@
           <w:lang w:val="en-GB"/>
         </w:rPr>
       </w:pPr>
-      <w:proofErr w:type="spellStart"/>
       <w:r>
         <w:rPr>
           <w:lang w:val="en-GB"/>
         </w:rPr>
-        <w:t>sudo</w:t>
-      </w:r>
-      <w:proofErr w:type="spellEnd"/>
-      <w:r>
+        <w:t>sudo journalctl -f | grep arpwatch</w:t>
+      </w:r>
+    </w:p>
+    <w:p>
+      <w:pPr>
         <w:rPr>
           <w:lang w:val="en-GB"/>
         </w:rPr>
-        <w:t xml:space="preserve"> </w:t>
-      </w:r>
-      <w:proofErr w:type="spellStart"/>
-      <w:r>
+      </w:pPr>
+    </w:p>
+    <w:p>
+      <w:pPr>
+        <w:rPr>
+          <w:b/>
+          <w:bCs/>
+        </w:rPr>
+      </w:pPr>
+      <w:r>
+        <w:rPr>
+          <w:b/>
+          <w:bCs/>
+        </w:rPr>
+        <w:t>En caso de que no salga nada</w:t>
+      </w:r>
+    </w:p>
+    <w:p>
+      <w:pPr>
         <w:rPr>
           <w:lang w:val="en-GB"/>
         </w:rPr>
-        <w:t>journalctl</w:t>
-      </w:r>
-      <w:proofErr w:type="spellEnd"/>
+      </w:pPr>
       <w:r>
         <w:rPr>
           <w:lang w:val="en-GB"/>
         </w:rPr>
-        <w:t xml:space="preserve"> -f | grep </w:t>
-      </w:r>
-      <w:proofErr w:type="spellStart"/>
-      <w:r>
+        <w:t>sudo mkdir -p /var/lib/arpwatch</w:t>
+      </w:r>
+    </w:p>
+    <w:p>
+      <w:pPr>
         <w:rPr>
           <w:lang w:val="en-GB"/>
         </w:rPr>
-        <w:t>arpwatch</w:t>
-      </w:r>
-      <w:proofErr w:type="spellEnd"/>
-    </w:p>
-    <w:p>
-      <w:pPr>
+      </w:pPr>
+      <w:r>
         <w:rPr>
           <w:lang w:val="en-GB"/>
         </w:rPr>
-      </w:pPr>
-    </w:p>
-    <w:p>
-      <w:pPr>
-        <w:rPr>
-          <w:b/>
-          <w:bCs/>
-        </w:rPr>
-      </w:pPr>
-      <w:r>
-        <w:rPr>
-          <w:b/>
-          <w:bCs/>
-        </w:rPr>
-        <w:t>En caso de que no salga nada</w:t>
+        <w:t>sudo touch /var/lib/arpwatch/arp.dat</w:t>
       </w:r>
     </w:p>
     <w:p>
@@ -544,143 +448,59 @@
           <w:lang w:val="en-GB"/>
         </w:rPr>
       </w:pPr>
-      <w:proofErr w:type="spellStart"/>
       <w:r>
         <w:rPr>
           <w:lang w:val="en-GB"/>
         </w:rPr>
-        <w:t>sudo</w:t>
-      </w:r>
-      <w:proofErr w:type="spellEnd"/>
-      <w:r>
+        <w:t>sudo chown -R arpwatch:arpwatch /var/lib/arpwatch</w:t>
+      </w:r>
+    </w:p>
+    <w:p>
+      <w:pPr>
         <w:rPr>
           <w:lang w:val="en-GB"/>
         </w:rPr>
-        <w:t xml:space="preserve"> </w:t>
-      </w:r>
-      <w:proofErr w:type="spellStart"/>
-      <w:r>
-        <w:rPr>
-          <w:lang w:val="en-GB"/>
-        </w:rPr>
-        <w:t>mkdir</w:t>
-      </w:r>
-      <w:proofErr w:type="spellEnd"/>
-      <w:r>
-        <w:rPr>
-          <w:lang w:val="en-GB"/>
-        </w:rPr>
-        <w:t xml:space="preserve"> -p /var/lib/</w:t>
-      </w:r>
-      <w:proofErr w:type="spellStart"/>
-      <w:r>
-        <w:rPr>
-          <w:lang w:val="en-GB"/>
-        </w:rPr>
-        <w:t>arpwatch</w:t>
-      </w:r>
-      <w:proofErr w:type="spellEnd"/>
-    </w:p>
-    <w:p>
-      <w:pPr>
-        <w:rPr>
-          <w:lang w:val="en-GB"/>
-        </w:rPr>
-      </w:pPr>
-      <w:proofErr w:type="spellStart"/>
-      <w:r>
-        <w:rPr>
-          <w:lang w:val="en-GB"/>
-        </w:rPr>
-        <w:t>sudo</w:t>
-      </w:r>
-      <w:proofErr w:type="spellEnd"/>
-      <w:r>
-        <w:rPr>
-          <w:lang w:val="en-GB"/>
-        </w:rPr>
-        <w:t xml:space="preserve"> touch /var/lib/</w:t>
-      </w:r>
-      <w:proofErr w:type="spellStart"/>
-      <w:r>
-        <w:rPr>
-          <w:lang w:val="en-GB"/>
-        </w:rPr>
-        <w:t>arpwatch</w:t>
-      </w:r>
-      <w:proofErr w:type="spellEnd"/>
-      <w:r>
-        <w:rPr>
-          <w:lang w:val="en-GB"/>
-        </w:rPr>
-        <w:t>/arp.dat</w:t>
-      </w:r>
-    </w:p>
-    <w:p>
-      <w:pPr>
-        <w:rPr>
-          <w:lang w:val="en-GB"/>
-        </w:rPr>
-      </w:pPr>
-      <w:proofErr w:type="spellStart"/>
-      <w:r>
-        <w:rPr>
-          <w:lang w:val="en-GB"/>
-        </w:rPr>
-        <w:t>sudo</w:t>
-      </w:r>
-      <w:proofErr w:type="spellEnd"/>
-      <w:r>
-        <w:rPr>
-          <w:lang w:val="en-GB"/>
-        </w:rPr>
-        <w:t xml:space="preserve"> </w:t>
-      </w:r>
-      <w:proofErr w:type="spellStart"/>
-      <w:r>
-        <w:rPr>
-          <w:lang w:val="en-GB"/>
-        </w:rPr>
-        <w:t>chown</w:t>
-      </w:r>
-      <w:proofErr w:type="spellEnd"/>
-      <w:r>
-        <w:rPr>
-          <w:lang w:val="en-GB"/>
-        </w:rPr>
-        <w:t xml:space="preserve"> -R </w:t>
-      </w:r>
-      <w:proofErr w:type="spellStart"/>
-      <w:proofErr w:type="gramStart"/>
-      <w:r>
-        <w:rPr>
-          <w:lang w:val="en-GB"/>
-        </w:rPr>
-        <w:t>arpwatch:arpwatch</w:t>
-      </w:r>
-      <w:proofErr w:type="spellEnd"/>
-      <w:proofErr w:type="gramEnd"/>
-      <w:r>
-        <w:rPr>
-          <w:lang w:val="en-GB"/>
-        </w:rPr>
-        <w:t xml:space="preserve"> /var/lib/</w:t>
-      </w:r>
-      <w:proofErr w:type="spellStart"/>
-      <w:r>
-        <w:rPr>
-          <w:lang w:val="en-GB"/>
-        </w:rPr>
-        <w:t>arpwatch</w:t>
-      </w:r>
-      <w:proofErr w:type="spellEnd"/>
-    </w:p>
-    <w:p>
-      <w:pPr>
-        <w:rPr>
-          <w:lang w:val="en-GB"/>
-        </w:rPr>
-      </w:pPr>
+      </w:pPr>
+      <w:r>
+        <w:rPr>
+          <w:noProof/>
+        </w:rPr>
+        <w:drawing>
+          <wp:inline distT="0" distB="0" distL="0" distR="0" wp14:anchorId="1795A9F4" wp14:editId="7C283F36">
+            <wp:extent cx="5400040" cy="2603500"/>
+            <wp:effectExtent l="0" t="0" r="0" b="6350"/>
+            <wp:docPr id="251512493" name="Imagen 1" descr="Pantalla de una computadora&#10;&#10;El contenido generado por IA puede ser incorrecto."/>
+            <wp:cNvGraphicFramePr>
+              <a:graphicFrameLocks xmlns:a="http://schemas.openxmlformats.org/drawingml/2006/main" noChangeAspect="1"/>
+            </wp:cNvGraphicFramePr>
+            <a:graphic xmlns:a="http://schemas.openxmlformats.org/drawingml/2006/main">
+              <a:graphicData uri="http://schemas.openxmlformats.org/drawingml/2006/picture">
+                <pic:pic xmlns:pic="http://schemas.openxmlformats.org/drawingml/2006/picture">
+                  <pic:nvPicPr>
+                    <pic:cNvPr id="251512493" name="Imagen 1" descr="Pantalla de una computadora&#10;&#10;El contenido generado por IA puede ser incorrecto."/>
+                    <pic:cNvPicPr/>
+                  </pic:nvPicPr>
+                  <pic:blipFill>
+                    <a:blip r:embed="rId5"/>
+                    <a:stretch>
+                      <a:fillRect/>
+                    </a:stretch>
+                  </pic:blipFill>
+                  <pic:spPr>
+                    <a:xfrm>
+                      <a:off x="0" y="0"/>
+                      <a:ext cx="5400040" cy="2603500"/>
+                    </a:xfrm>
+                    <a:prstGeom prst="rect">
+                      <a:avLst/>
+                    </a:prstGeom>
+                  </pic:spPr>
+                </pic:pic>
+              </a:graphicData>
+            </a:graphic>
+          </wp:inline>
+        </w:drawing>
+      </w:r>
     </w:p>
     <w:p>
       <w:pPr>
@@ -715,17 +535,8 @@
           <w:b/>
           <w:bCs/>
         </w:rPr>
-        <w:t xml:space="preserve">Ejercicio 1 — Instalar </w:t>
-      </w:r>
-      <w:proofErr w:type="spellStart"/>
-      <w:r>
-        <w:rPr>
-          <w:b/>
-          <w:bCs/>
-        </w:rPr>
-        <w:t>arpwatch</w:t>
-      </w:r>
-      <w:proofErr w:type="spellEnd"/>
+        <w:t>Ejercicio 1 — Instalar arpwatch</w:t>
+      </w:r>
     </w:p>
     <w:p>
       <w:pPr>
@@ -750,131 +561,75 @@
           <w:lang w:val="en-US"/>
         </w:rPr>
       </w:pPr>
-      <w:proofErr w:type="spellStart"/>
-      <w:r>
-        <w:rPr>
-          <w:b/>
-          <w:bCs/>
-          <w:lang w:val="en-US"/>
-        </w:rPr>
-        <w:t>sudo</w:t>
-      </w:r>
-      <w:proofErr w:type="spellEnd"/>
-      <w:r>
-        <w:rPr>
-          <w:b/>
-          <w:bCs/>
-          <w:lang w:val="en-US"/>
-        </w:rPr>
-        <w:t xml:space="preserve"> apt update</w:t>
-      </w:r>
-    </w:p>
-    <w:p>
-      <w:pPr>
-        <w:rPr>
-          <w:b/>
-          <w:bCs/>
-          <w:lang w:val="en-US"/>
-        </w:rPr>
-      </w:pPr>
-      <w:proofErr w:type="spellStart"/>
-      <w:r>
-        <w:rPr>
-          <w:b/>
-          <w:bCs/>
-          <w:lang w:val="en-US"/>
-        </w:rPr>
-        <w:t>sudo</w:t>
-      </w:r>
-      <w:proofErr w:type="spellEnd"/>
-      <w:r>
-        <w:rPr>
-          <w:b/>
-          <w:bCs/>
-          <w:lang w:val="en-US"/>
-        </w:rPr>
-        <w:t xml:space="preserve"> apt install -y </w:t>
-      </w:r>
-      <w:proofErr w:type="spellStart"/>
-      <w:r>
-        <w:rPr>
-          <w:b/>
-          <w:bCs/>
-          <w:lang w:val="en-US"/>
-        </w:rPr>
-        <w:t>arpwatch</w:t>
-      </w:r>
-      <w:proofErr w:type="spellEnd"/>
-    </w:p>
-    <w:p>
-      <w:pPr>
-        <w:rPr>
-          <w:b/>
-          <w:bCs/>
-        </w:rPr>
-      </w:pPr>
-      <w:proofErr w:type="spellStart"/>
-      <w:r>
-        <w:rPr>
-          <w:b/>
-          <w:bCs/>
-        </w:rPr>
-        <w:t>which</w:t>
-      </w:r>
-      <w:proofErr w:type="spellEnd"/>
-      <w:r>
-        <w:rPr>
-          <w:b/>
-          <w:bCs/>
-        </w:rPr>
-        <w:t xml:space="preserve"> </w:t>
-      </w:r>
-      <w:proofErr w:type="spellStart"/>
-      <w:r>
-        <w:rPr>
-          <w:b/>
-          <w:bCs/>
-        </w:rPr>
-        <w:t>arpwatch</w:t>
-      </w:r>
-      <w:proofErr w:type="spellEnd"/>
-    </w:p>
-    <w:p>
-      <w:pPr>
-        <w:rPr>
-          <w:b/>
-          <w:bCs/>
-        </w:rPr>
-      </w:pPr>
-      <w:proofErr w:type="spellStart"/>
-      <w:r>
-        <w:rPr>
-          <w:b/>
-          <w:bCs/>
-        </w:rPr>
-        <w:t>arpwatch</w:t>
-      </w:r>
-      <w:proofErr w:type="spellEnd"/>
-      <w:r>
-        <w:rPr>
-          <w:b/>
-          <w:bCs/>
-        </w:rPr>
-        <w:t xml:space="preserve"> -v</w:t>
-      </w:r>
-    </w:p>
-    <w:p>
-      <w:pPr>
-        <w:rPr>
-          <w:b/>
-          <w:bCs/>
-        </w:rPr>
-      </w:pPr>
-      <w:r>
-        <w:rPr>
-          <w:b/>
-          <w:bCs/>
-        </w:rPr>
+      <w:r>
+        <w:rPr>
+          <w:b/>
+          <w:bCs/>
+          <w:lang w:val="en-US"/>
+        </w:rPr>
+        <w:t>sudo apt update</w:t>
+      </w:r>
+    </w:p>
+    <w:p>
+      <w:pPr>
+        <w:rPr>
+          <w:b/>
+          <w:bCs/>
+          <w:lang w:val="en-US"/>
+        </w:rPr>
+      </w:pPr>
+      <w:r>
+        <w:rPr>
+          <w:b/>
+          <w:bCs/>
+          <w:lang w:val="en-US"/>
+        </w:rPr>
+        <w:t>sudo apt install -y arpwatch</w:t>
+      </w:r>
+    </w:p>
+    <w:p>
+      <w:pPr>
+        <w:rPr>
+          <w:b/>
+          <w:bCs/>
+        </w:rPr>
+      </w:pPr>
+      <w:r>
+        <w:rPr>
+          <w:b/>
+          <w:bCs/>
+        </w:rPr>
+        <w:t>which arpwatch</w:t>
+      </w:r>
+    </w:p>
+    <w:p>
+      <w:pPr>
+        <w:rPr>
+          <w:b/>
+          <w:bCs/>
+        </w:rPr>
+      </w:pPr>
+      <w:r>
+        <w:rPr>
+          <w:b/>
+          <w:bCs/>
+        </w:rPr>
+        <w:t>arpwatch -v</w:t>
+      </w:r>
+    </w:p>
+    <w:p>
+      <w:pPr>
+        <w:rPr>
+          <w:b/>
+          <w:bCs/>
+        </w:rPr>
+      </w:pPr>
+      <w:r>
+        <w:rPr>
+          <w:b/>
+          <w:bCs/>
+        </w:rPr>
+        <w:lastRenderedPageBreak/>
         <w:t>Observa: ruta del binario y versión. Si no aparece, revisa errores de instalación.</w:t>
       </w:r>
     </w:p>
@@ -936,23 +691,13 @@
           <w:lang w:val="en-US"/>
         </w:rPr>
       </w:pPr>
-      <w:proofErr w:type="spellStart"/>
-      <w:r>
-        <w:rPr>
-          <w:b/>
-          <w:bCs/>
-          <w:lang w:val="en-US"/>
-        </w:rPr>
-        <w:t>ip</w:t>
-      </w:r>
-      <w:proofErr w:type="spellEnd"/>
-      <w:r>
-        <w:rPr>
-          <w:b/>
-          <w:bCs/>
-          <w:lang w:val="en-US"/>
-        </w:rPr>
-        <w:t xml:space="preserve"> link show</w:t>
+      <w:r>
+        <w:rPr>
+          <w:b/>
+          <w:bCs/>
+          <w:lang w:val="en-US"/>
+        </w:rPr>
+        <w:t>ip link show</w:t>
       </w:r>
     </w:p>
     <w:p>
@@ -980,56 +725,27 @@
           <w:lang w:val="en-US"/>
         </w:rPr>
       </w:pPr>
-      <w:proofErr w:type="spellStart"/>
-      <w:r>
-        <w:rPr>
-          <w:b/>
-          <w:bCs/>
-          <w:lang w:val="en-US"/>
-        </w:rPr>
-        <w:t>ip</w:t>
-      </w:r>
-      <w:proofErr w:type="spellEnd"/>
-      <w:r>
-        <w:rPr>
-          <w:b/>
-          <w:bCs/>
-          <w:lang w:val="en-US"/>
-        </w:rPr>
-        <w:t xml:space="preserve"> </w:t>
-      </w:r>
-      <w:proofErr w:type="spellStart"/>
-      <w:r>
-        <w:rPr>
-          <w:b/>
-          <w:bCs/>
-          <w:lang w:val="en-US"/>
-        </w:rPr>
-        <w:t>addr</w:t>
-      </w:r>
-      <w:proofErr w:type="spellEnd"/>
-      <w:r>
-        <w:rPr>
-          <w:b/>
-          <w:bCs/>
-          <w:lang w:val="en-US"/>
-        </w:rPr>
-        <w:t xml:space="preserve"> show</w:t>
-      </w:r>
-    </w:p>
-    <w:p>
-      <w:pPr>
-        <w:rPr>
-          <w:b/>
-          <w:bCs/>
-        </w:rPr>
-      </w:pPr>
-      <w:r>
-        <w:rPr>
-          <w:b/>
-          <w:bCs/>
-        </w:rPr>
-        <w:lastRenderedPageBreak/>
+      <w:r>
+        <w:rPr>
+          <w:b/>
+          <w:bCs/>
+          <w:lang w:val="en-US"/>
+        </w:rPr>
+        <w:t>ip addr show</w:t>
+      </w:r>
+    </w:p>
+    <w:p>
+      <w:pPr>
+        <w:rPr>
+          <w:b/>
+          <w:bCs/>
+        </w:rPr>
+      </w:pPr>
+      <w:r>
+        <w:rPr>
+          <w:b/>
+          <w:bCs/>
+        </w:rPr>
         <w:t>Observa: nombre de la interfaz (p. ej. eth0, enp0s3, wlan0). Usa ese nombre en los siguientes ejercicios.</w:t>
       </w:r>
     </w:p>
@@ -1065,39 +781,7 @@
           <w:b/>
           <w:bCs/>
         </w:rPr>
-        <w:t xml:space="preserve">Ejercicio 3 — Arrancar </w:t>
-      </w:r>
-      <w:proofErr w:type="spellStart"/>
-      <w:r>
-        <w:rPr>
-          <w:b/>
-          <w:bCs/>
-        </w:rPr>
-        <w:t>arpwatch</w:t>
-      </w:r>
-      <w:proofErr w:type="spellEnd"/>
-      <w:r>
-        <w:rPr>
-          <w:b/>
-          <w:bCs/>
-        </w:rPr>
-        <w:t xml:space="preserve"> en primer plano (modo </w:t>
-      </w:r>
-      <w:proofErr w:type="spellStart"/>
-      <w:r>
-        <w:rPr>
-          <w:b/>
-          <w:bCs/>
-        </w:rPr>
-        <w:t>debug</w:t>
-      </w:r>
-      <w:proofErr w:type="spellEnd"/>
-      <w:r>
-        <w:rPr>
-          <w:b/>
-          <w:bCs/>
-        </w:rPr>
-        <w:t>)</w:t>
+        <w:t>Ejercicio 3 — Arrancar arpwatch en primer plano (modo debug)</w:t>
       </w:r>
     </w:p>
     <w:p>
@@ -1127,23 +811,7 @@
           <w:b/>
           <w:bCs/>
         </w:rPr>
-        <w:t xml:space="preserve">sudo </w:t>
-      </w:r>
-      <w:proofErr w:type="spellStart"/>
-      <w:r>
-        <w:rPr>
-          <w:b/>
-          <w:bCs/>
-        </w:rPr>
-        <w:t>arpwatch</w:t>
-      </w:r>
-      <w:proofErr w:type="spellEnd"/>
-      <w:r>
-        <w:rPr>
-          <w:b/>
-          <w:bCs/>
-        </w:rPr>
-        <w:t xml:space="preserve"> -i eth0 -d</w:t>
+        <w:t>sudo arpwatch -i eth0 -d</w:t>
       </w:r>
     </w:p>
     <w:p>
@@ -1201,23 +869,7 @@
           <w:b/>
           <w:bCs/>
         </w:rPr>
-        <w:t xml:space="preserve">Ejercicio 4 — Ejecutar </w:t>
-      </w:r>
-      <w:proofErr w:type="spellStart"/>
-      <w:r>
-        <w:rPr>
-          <w:b/>
-          <w:bCs/>
-        </w:rPr>
-        <w:t>arpwatch</w:t>
-      </w:r>
-      <w:proofErr w:type="spellEnd"/>
-      <w:r>
-        <w:rPr>
-          <w:b/>
-          <w:bCs/>
-        </w:rPr>
-        <w:t xml:space="preserve"> como servicio y comprobar proceso</w:t>
+        <w:t>Ejercicio 4 — Ejecutar arpwatch como servicio y comprobar proceso</w:t>
       </w:r>
     </w:p>
     <w:p>
@@ -1249,122 +901,40 @@
           <w:bCs/>
           <w:lang w:val="en-US"/>
         </w:rPr>
-        <w:t xml:space="preserve"># </w:t>
-      </w:r>
-      <w:proofErr w:type="spellStart"/>
-      <w:r>
-        <w:rPr>
-          <w:b/>
-          <w:bCs/>
-          <w:lang w:val="en-US"/>
-        </w:rPr>
-        <w:t>systemd</w:t>
-      </w:r>
-      <w:proofErr w:type="spellEnd"/>
-    </w:p>
-    <w:p>
-      <w:pPr>
-        <w:rPr>
-          <w:b/>
-          <w:bCs/>
-          <w:lang w:val="en-US"/>
-        </w:rPr>
-      </w:pPr>
-      <w:proofErr w:type="spellStart"/>
-      <w:r>
-        <w:rPr>
-          <w:b/>
-          <w:bCs/>
-          <w:lang w:val="en-US"/>
-        </w:rPr>
-        <w:t>sudo</w:t>
-      </w:r>
-      <w:proofErr w:type="spellEnd"/>
-      <w:r>
-        <w:rPr>
-          <w:b/>
-          <w:bCs/>
-          <w:lang w:val="en-US"/>
-        </w:rPr>
-        <w:t xml:space="preserve"> </w:t>
-      </w:r>
-      <w:proofErr w:type="spellStart"/>
-      <w:r>
-        <w:rPr>
-          <w:b/>
-          <w:bCs/>
-          <w:lang w:val="en-US"/>
-        </w:rPr>
-        <w:t>systemctl</w:t>
-      </w:r>
-      <w:proofErr w:type="spellEnd"/>
-      <w:r>
-        <w:rPr>
-          <w:b/>
-          <w:bCs/>
-          <w:lang w:val="en-US"/>
-        </w:rPr>
-        <w:t xml:space="preserve"> enable --now </w:t>
-      </w:r>
-      <w:proofErr w:type="spellStart"/>
-      <w:r>
-        <w:rPr>
-          <w:b/>
-          <w:bCs/>
-          <w:lang w:val="en-US"/>
-        </w:rPr>
-        <w:t>arpwatch</w:t>
-      </w:r>
-      <w:proofErr w:type="spellEnd"/>
-    </w:p>
-    <w:p>
-      <w:pPr>
-        <w:rPr>
-          <w:b/>
-          <w:bCs/>
-        </w:rPr>
-      </w:pPr>
-      <w:proofErr w:type="spellStart"/>
-      <w:r>
-        <w:rPr>
-          <w:b/>
-          <w:bCs/>
-        </w:rPr>
-        <w:t>ps</w:t>
-      </w:r>
-      <w:proofErr w:type="spellEnd"/>
-      <w:r>
-        <w:rPr>
-          <w:b/>
-          <w:bCs/>
-        </w:rPr>
-        <w:t xml:space="preserve"> </w:t>
-      </w:r>
-      <w:proofErr w:type="spellStart"/>
-      <w:r>
-        <w:rPr>
-          <w:b/>
-          <w:bCs/>
-        </w:rPr>
-        <w:t>aux</w:t>
-      </w:r>
-      <w:proofErr w:type="spellEnd"/>
-      <w:r>
-        <w:rPr>
-          <w:b/>
-          <w:bCs/>
-        </w:rPr>
-        <w:t xml:space="preserve"> | grep </w:t>
-      </w:r>
-      <w:proofErr w:type="spellStart"/>
-      <w:r>
-        <w:rPr>
-          <w:b/>
-          <w:bCs/>
-        </w:rPr>
-        <w:t>arpwatch</w:t>
-      </w:r>
-      <w:proofErr w:type="spellEnd"/>
+        <w:t># systemd</w:t>
+      </w:r>
+    </w:p>
+    <w:p>
+      <w:pPr>
+        <w:rPr>
+          <w:b/>
+          <w:bCs/>
+          <w:lang w:val="en-US"/>
+        </w:rPr>
+      </w:pPr>
+      <w:r>
+        <w:rPr>
+          <w:b/>
+          <w:bCs/>
+          <w:lang w:val="en-US"/>
+        </w:rPr>
+        <w:t>sudo systemctl enable --now arpwatch</w:t>
+      </w:r>
+    </w:p>
+    <w:p>
+      <w:pPr>
+        <w:rPr>
+          <w:b/>
+          <w:bCs/>
+        </w:rPr>
+      </w:pPr>
+      <w:r>
+        <w:rPr>
+          <w:b/>
+          <w:bCs/>
+        </w:rPr>
+        <w:t>ps aux | grep arpwatch</w:t>
+      </w:r>
     </w:p>
     <w:p>
       <w:pPr>
@@ -1389,160 +959,28 @@
           <w:lang w:val="en-US"/>
         </w:rPr>
       </w:pPr>
-      <w:proofErr w:type="spellStart"/>
-      <w:r>
-        <w:rPr>
-          <w:b/>
-          <w:bCs/>
-          <w:lang w:val="en-US"/>
-        </w:rPr>
-        <w:t>sudo</w:t>
-      </w:r>
-      <w:proofErr w:type="spellEnd"/>
-      <w:r>
-        <w:rPr>
-          <w:b/>
-          <w:bCs/>
-          <w:lang w:val="en-US"/>
-        </w:rPr>
-        <w:t xml:space="preserve"> </w:t>
-      </w:r>
-      <w:proofErr w:type="spellStart"/>
-      <w:r>
-        <w:rPr>
-          <w:b/>
-          <w:bCs/>
-          <w:lang w:val="en-US"/>
-        </w:rPr>
-        <w:t>pkill</w:t>
-      </w:r>
-      <w:proofErr w:type="spellEnd"/>
-      <w:r>
-        <w:rPr>
-          <w:b/>
-          <w:bCs/>
-          <w:lang w:val="en-US"/>
-        </w:rPr>
-        <w:t xml:space="preserve"> -f </w:t>
-      </w:r>
-      <w:proofErr w:type="spellStart"/>
-      <w:r>
-        <w:rPr>
-          <w:b/>
-          <w:bCs/>
-          <w:lang w:val="en-US"/>
-        </w:rPr>
-        <w:t>arpwatch</w:t>
-      </w:r>
-      <w:proofErr w:type="spellEnd"/>
-      <w:r>
-        <w:rPr>
-          <w:b/>
-          <w:bCs/>
-          <w:lang w:val="en-US"/>
-        </w:rPr>
-        <w:t xml:space="preserve">; </w:t>
-      </w:r>
-      <w:proofErr w:type="spellStart"/>
-      <w:r>
-        <w:rPr>
-          <w:b/>
-          <w:bCs/>
-          <w:lang w:val="en-US"/>
-        </w:rPr>
-        <w:t>sudo</w:t>
-      </w:r>
-      <w:proofErr w:type="spellEnd"/>
-      <w:r>
-        <w:rPr>
-          <w:b/>
-          <w:bCs/>
-          <w:lang w:val="en-US"/>
-        </w:rPr>
-        <w:t xml:space="preserve"> </w:t>
-      </w:r>
-      <w:proofErr w:type="spellStart"/>
-      <w:r>
-        <w:rPr>
-          <w:b/>
-          <w:bCs/>
-          <w:lang w:val="en-US"/>
-        </w:rPr>
-        <w:t>arpwatch</w:t>
-      </w:r>
-      <w:proofErr w:type="spellEnd"/>
-      <w:r>
-        <w:rPr>
-          <w:b/>
-          <w:bCs/>
-          <w:lang w:val="en-US"/>
-        </w:rPr>
-        <w:t xml:space="preserve"> -</w:t>
-      </w:r>
-      <w:proofErr w:type="spellStart"/>
-      <w:r>
-        <w:rPr>
-          <w:b/>
-          <w:bCs/>
-          <w:lang w:val="en-US"/>
-        </w:rPr>
-        <w:t>i</w:t>
-      </w:r>
-      <w:proofErr w:type="spellEnd"/>
-      <w:r>
-        <w:rPr>
-          <w:b/>
-          <w:bCs/>
-          <w:lang w:val="en-US"/>
-        </w:rPr>
-        <w:t xml:space="preserve"> eth0 -d &amp;</w:t>
-      </w:r>
-    </w:p>
-    <w:p>
-      <w:pPr>
-        <w:rPr>
-          <w:b/>
-          <w:bCs/>
-        </w:rPr>
-      </w:pPr>
-      <w:r>
-        <w:rPr>
-          <w:b/>
-          <w:bCs/>
-        </w:rPr>
-        <w:t xml:space="preserve">Observa: la línea en </w:t>
-      </w:r>
-      <w:proofErr w:type="spellStart"/>
-      <w:r>
-        <w:rPr>
-          <w:b/>
-          <w:bCs/>
-        </w:rPr>
-        <w:t>ps</w:t>
-      </w:r>
-      <w:proofErr w:type="spellEnd"/>
-      <w:r>
-        <w:rPr>
-          <w:b/>
-          <w:bCs/>
-        </w:rPr>
-        <w:t xml:space="preserve"> con el proceso </w:t>
-      </w:r>
-      <w:proofErr w:type="spellStart"/>
-      <w:r>
-        <w:rPr>
-          <w:b/>
-          <w:bCs/>
-        </w:rPr>
-        <w:t>arpwatch</w:t>
-      </w:r>
-      <w:proofErr w:type="spellEnd"/>
-      <w:r>
-        <w:rPr>
-          <w:b/>
-          <w:bCs/>
-        </w:rPr>
-        <w:t xml:space="preserve"> y su PID.</w:t>
+      <w:r>
+        <w:rPr>
+          <w:b/>
+          <w:bCs/>
+          <w:lang w:val="en-US"/>
+        </w:rPr>
+        <w:t>sudo pkill -f arpwatch; sudo arpwatch -i eth0 -d &amp;</w:t>
+      </w:r>
+    </w:p>
+    <w:p>
+      <w:pPr>
+        <w:rPr>
+          <w:b/>
+          <w:bCs/>
+        </w:rPr>
+      </w:pPr>
+      <w:r>
+        <w:rPr>
+          <w:b/>
+          <w:bCs/>
+        </w:rPr>
+        <w:t>Observa: la línea en ps con el proceso arpwatch y su PID.</w:t>
       </w:r>
     </w:p>
     <w:p>
@@ -1592,284 +1030,87 @@
           <w:b/>
           <w:bCs/>
         </w:rPr>
-        <w:t xml:space="preserve">Objetivo: ver las alertas que genera </w:t>
-      </w:r>
-      <w:proofErr w:type="spellStart"/>
-      <w:r>
-        <w:rPr>
-          <w:b/>
-          <w:bCs/>
-        </w:rPr>
-        <w:t>arpwatch</w:t>
-      </w:r>
-      <w:proofErr w:type="spellEnd"/>
-      <w:r>
-        <w:rPr>
-          <w:b/>
-          <w:bCs/>
-        </w:rPr>
-        <w:t>.</w:t>
-      </w:r>
-    </w:p>
-    <w:p>
-      <w:pPr>
-        <w:rPr>
-          <w:b/>
-          <w:bCs/>
-        </w:rPr>
-      </w:pPr>
-      <w:r>
-        <w:rPr>
-          <w:b/>
-          <w:bCs/>
-        </w:rPr>
-        <w:t xml:space="preserve"># si tu sistema usa </w:t>
-      </w:r>
-      <w:proofErr w:type="spellStart"/>
-      <w:r>
-        <w:rPr>
-          <w:b/>
-          <w:bCs/>
-        </w:rPr>
-        <w:t>syslog</w:t>
-      </w:r>
-      <w:proofErr w:type="spellEnd"/>
-    </w:p>
-    <w:p>
-      <w:pPr>
-        <w:rPr>
-          <w:b/>
-          <w:bCs/>
-        </w:rPr>
-      </w:pPr>
-      <w:r>
-        <w:rPr>
-          <w:b/>
-          <w:bCs/>
-        </w:rPr>
-        <w:t xml:space="preserve">sudo </w:t>
-      </w:r>
-      <w:proofErr w:type="spellStart"/>
-      <w:r>
-        <w:rPr>
-          <w:b/>
-          <w:bCs/>
-        </w:rPr>
-        <w:t>tail</w:t>
-      </w:r>
-      <w:proofErr w:type="spellEnd"/>
-      <w:r>
-        <w:rPr>
-          <w:b/>
-          <w:bCs/>
-        </w:rPr>
-        <w:t xml:space="preserve"> -f /</w:t>
-      </w:r>
-      <w:proofErr w:type="spellStart"/>
-      <w:r>
-        <w:rPr>
-          <w:b/>
-          <w:bCs/>
-        </w:rPr>
-        <w:t>var</w:t>
-      </w:r>
-      <w:proofErr w:type="spellEnd"/>
-      <w:r>
-        <w:rPr>
-          <w:b/>
-          <w:bCs/>
-        </w:rPr>
-        <w:t>/log/</w:t>
-      </w:r>
-      <w:proofErr w:type="spellStart"/>
-      <w:r>
-        <w:rPr>
-          <w:b/>
-          <w:bCs/>
-        </w:rPr>
-        <w:t>syslog</w:t>
-      </w:r>
-      <w:proofErr w:type="spellEnd"/>
-      <w:r>
-        <w:rPr>
-          <w:b/>
-          <w:bCs/>
-        </w:rPr>
-        <w:t xml:space="preserve"> | grep -i </w:t>
-      </w:r>
-      <w:proofErr w:type="spellStart"/>
-      <w:r>
-        <w:rPr>
-          <w:b/>
-          <w:bCs/>
-        </w:rPr>
-        <w:t>arpwatch</w:t>
-      </w:r>
-      <w:proofErr w:type="spellEnd"/>
-    </w:p>
-    <w:p>
-      <w:pPr>
-        <w:rPr>
-          <w:b/>
-          <w:bCs/>
-        </w:rPr>
-      </w:pPr>
-      <w:r>
-        <w:rPr>
-          <w:b/>
-          <w:bCs/>
-        </w:rPr>
-        <w:t xml:space="preserve"># si usa </w:t>
-      </w:r>
-      <w:proofErr w:type="spellStart"/>
-      <w:r>
-        <w:rPr>
-          <w:b/>
-          <w:bCs/>
-        </w:rPr>
-        <w:t>systemd</w:t>
-      </w:r>
-      <w:proofErr w:type="spellEnd"/>
-      <w:r>
-        <w:rPr>
-          <w:b/>
-          <w:bCs/>
-        </w:rPr>
-        <w:t>/</w:t>
-      </w:r>
-      <w:proofErr w:type="spellStart"/>
-      <w:r>
-        <w:rPr>
-          <w:b/>
-          <w:bCs/>
-        </w:rPr>
-        <w:t>journal</w:t>
-      </w:r>
-      <w:proofErr w:type="spellEnd"/>
-      <w:r>
-        <w:rPr>
-          <w:b/>
-          <w:bCs/>
-        </w:rPr>
-        <w:t xml:space="preserve"> (Kali, etc.)</w:t>
-      </w:r>
-    </w:p>
-    <w:p>
-      <w:pPr>
-        <w:rPr>
-          <w:b/>
-          <w:bCs/>
-          <w:lang w:val="en-US"/>
-        </w:rPr>
-      </w:pPr>
-      <w:proofErr w:type="spellStart"/>
-      <w:r>
-        <w:rPr>
-          <w:b/>
-          <w:bCs/>
-          <w:lang w:val="en-US"/>
-        </w:rPr>
-        <w:t>sudo</w:t>
-      </w:r>
-      <w:proofErr w:type="spellEnd"/>
-      <w:r>
-        <w:rPr>
-          <w:b/>
-          <w:bCs/>
-          <w:lang w:val="en-US"/>
-        </w:rPr>
-        <w:t xml:space="preserve"> </w:t>
-      </w:r>
-      <w:proofErr w:type="spellStart"/>
-      <w:r>
-        <w:rPr>
-          <w:b/>
-          <w:bCs/>
-          <w:lang w:val="en-US"/>
-        </w:rPr>
-        <w:t>journalctl</w:t>
-      </w:r>
-      <w:proofErr w:type="spellEnd"/>
-      <w:r>
-        <w:rPr>
-          <w:b/>
-          <w:bCs/>
-          <w:lang w:val="en-US"/>
-        </w:rPr>
-        <w:t xml:space="preserve"> -f | grep -</w:t>
-      </w:r>
-      <w:proofErr w:type="spellStart"/>
-      <w:r>
-        <w:rPr>
-          <w:b/>
-          <w:bCs/>
-          <w:lang w:val="en-US"/>
-        </w:rPr>
-        <w:t>i</w:t>
-      </w:r>
-      <w:proofErr w:type="spellEnd"/>
-      <w:r>
-        <w:rPr>
-          <w:b/>
-          <w:bCs/>
-          <w:lang w:val="en-US"/>
-        </w:rPr>
-        <w:t xml:space="preserve"> </w:t>
-      </w:r>
-      <w:proofErr w:type="spellStart"/>
-      <w:r>
-        <w:rPr>
-          <w:b/>
-          <w:bCs/>
-          <w:lang w:val="en-US"/>
-        </w:rPr>
-        <w:t>arpwatch</w:t>
-      </w:r>
-      <w:proofErr w:type="spellEnd"/>
-    </w:p>
-    <w:p>
-      <w:pPr>
-        <w:rPr>
-          <w:b/>
-          <w:bCs/>
-          <w:lang w:val="en-US"/>
-        </w:rPr>
-      </w:pPr>
-      <w:proofErr w:type="spellStart"/>
-      <w:r>
-        <w:rPr>
-          <w:b/>
-          <w:bCs/>
-          <w:lang w:val="en-US"/>
-        </w:rPr>
-        <w:t>Observa</w:t>
-      </w:r>
-      <w:proofErr w:type="spellEnd"/>
-      <w:r>
-        <w:rPr>
-          <w:b/>
-          <w:bCs/>
-          <w:lang w:val="en-US"/>
-        </w:rPr>
-        <w:t xml:space="preserve">: entradas </w:t>
-      </w:r>
-      <w:proofErr w:type="spellStart"/>
-      <w:r>
-        <w:rPr>
-          <w:b/>
-          <w:bCs/>
-          <w:lang w:val="en-US"/>
-        </w:rPr>
-        <w:t>tipo</w:t>
-      </w:r>
-      <w:proofErr w:type="spellEnd"/>
-      <w:r>
-        <w:rPr>
-          <w:b/>
-          <w:bCs/>
-          <w:lang w:val="en-US"/>
-        </w:rPr>
-        <w:t xml:space="preserve"> new station o changed ethernet address.</w:t>
+        <w:t>Objetivo: ver las alertas que genera arpwatch.</w:t>
+      </w:r>
+    </w:p>
+    <w:p>
+      <w:pPr>
+        <w:rPr>
+          <w:b/>
+          <w:bCs/>
+        </w:rPr>
+      </w:pPr>
+      <w:r>
+        <w:rPr>
+          <w:b/>
+          <w:bCs/>
+        </w:rPr>
+        <w:t># si tu sistema usa syslog</w:t>
+      </w:r>
+    </w:p>
+    <w:p>
+      <w:pPr>
+        <w:rPr>
+          <w:b/>
+          <w:bCs/>
+        </w:rPr>
+      </w:pPr>
+      <w:r>
+        <w:rPr>
+          <w:b/>
+          <w:bCs/>
+        </w:rPr>
+        <w:lastRenderedPageBreak/>
+        <w:t>sudo tail -f /var/log/syslog | grep -i arpwatch</w:t>
+      </w:r>
+    </w:p>
+    <w:p>
+      <w:pPr>
+        <w:rPr>
+          <w:b/>
+          <w:bCs/>
+        </w:rPr>
+      </w:pPr>
+      <w:r>
+        <w:rPr>
+          <w:b/>
+          <w:bCs/>
+        </w:rPr>
+        <w:t># si usa systemd/journal (Kali, etc.)</w:t>
+      </w:r>
+    </w:p>
+    <w:p>
+      <w:pPr>
+        <w:rPr>
+          <w:b/>
+          <w:bCs/>
+          <w:lang w:val="en-US"/>
+        </w:rPr>
+      </w:pPr>
+      <w:r>
+        <w:rPr>
+          <w:b/>
+          <w:bCs/>
+          <w:lang w:val="en-US"/>
+        </w:rPr>
+        <w:t>sudo journalctl -f | grep -i arpwatch</w:t>
+      </w:r>
+    </w:p>
+    <w:p>
+      <w:pPr>
+        <w:rPr>
+          <w:b/>
+          <w:bCs/>
+          <w:lang w:val="en-US"/>
+        </w:rPr>
+      </w:pPr>
+      <w:r>
+        <w:rPr>
+          <w:b/>
+          <w:bCs/>
+          <w:lang w:val="en-US"/>
+        </w:rPr>
+        <w:t>Observa: entradas tipo new station o changed ethernet address.</w:t>
       </w:r>
     </w:p>
     <w:p>
@@ -1944,7 +1185,6 @@
           <w:bCs/>
           <w:strike/>
         </w:rPr>
-        <w:lastRenderedPageBreak/>
         <w:t>Levanta una VM extra o conecta un móvil a la misma red/segmento.</w:t>
       </w:r>
     </w:p>
@@ -1975,25 +1215,7 @@
           <w:strike/>
         </w:rPr>
         <w:br/>
-        <w:t xml:space="preserve">Observa: línea new </w:t>
-      </w:r>
-      <w:proofErr w:type="spellStart"/>
-      <w:r>
-        <w:rPr>
-          <w:b/>
-          <w:bCs/>
-          <w:strike/>
-        </w:rPr>
-        <w:t>station</w:t>
-      </w:r>
-      <w:proofErr w:type="spellEnd"/>
-      <w:r>
-        <w:rPr>
-          <w:b/>
-          <w:bCs/>
-          <w:strike/>
-        </w:rPr>
-        <w:t xml:space="preserve"> &lt;IP&gt; &lt;MAC&gt; en los logs.</w:t>
+        <w:t>Observa: línea new station &lt;IP&gt; &lt;MAC&gt; en los logs.</w:t>
       </w:r>
     </w:p>
     <w:p>
@@ -2061,387 +1283,127 @@
           <w:bCs/>
           <w:lang w:val="en-US"/>
         </w:rPr>
-        <w:t xml:space="preserve"># </w:t>
-      </w:r>
-      <w:proofErr w:type="spellStart"/>
-      <w:r>
-        <w:rPr>
-          <w:b/>
-          <w:bCs/>
-          <w:lang w:val="en-US"/>
-        </w:rPr>
-        <w:t>bajar</w:t>
-      </w:r>
-      <w:proofErr w:type="spellEnd"/>
-      <w:r>
-        <w:rPr>
-          <w:b/>
-          <w:bCs/>
-          <w:lang w:val="en-US"/>
-        </w:rPr>
-        <w:t xml:space="preserve"> </w:t>
-      </w:r>
-      <w:proofErr w:type="spellStart"/>
-      <w:r>
-        <w:rPr>
-          <w:b/>
-          <w:bCs/>
-          <w:lang w:val="en-US"/>
-        </w:rPr>
-        <w:t>interfaz</w:t>
-      </w:r>
-      <w:proofErr w:type="spellEnd"/>
-    </w:p>
-    <w:p>
-      <w:pPr>
-        <w:rPr>
-          <w:b/>
-          <w:bCs/>
-          <w:lang w:val="en-US"/>
-        </w:rPr>
-      </w:pPr>
-      <w:proofErr w:type="spellStart"/>
-      <w:r>
-        <w:rPr>
-          <w:b/>
-          <w:bCs/>
-          <w:lang w:val="en-US"/>
-        </w:rPr>
-        <w:t>sudo</w:t>
-      </w:r>
-      <w:proofErr w:type="spellEnd"/>
-      <w:r>
-        <w:rPr>
-          <w:b/>
-          <w:bCs/>
-          <w:lang w:val="en-US"/>
-        </w:rPr>
-        <w:t xml:space="preserve"> </w:t>
-      </w:r>
-      <w:proofErr w:type="spellStart"/>
-      <w:r>
-        <w:rPr>
-          <w:b/>
-          <w:bCs/>
-          <w:lang w:val="en-US"/>
-        </w:rPr>
-        <w:t>ip</w:t>
-      </w:r>
-      <w:proofErr w:type="spellEnd"/>
-      <w:r>
-        <w:rPr>
-          <w:b/>
-          <w:bCs/>
-          <w:lang w:val="en-US"/>
-        </w:rPr>
-        <w:t xml:space="preserve"> link set dev eth0 down</w:t>
-      </w:r>
-    </w:p>
-    <w:p>
-      <w:pPr>
-        <w:rPr>
-          <w:b/>
-          <w:bCs/>
-          <w:lang w:val="en-US"/>
-        </w:rPr>
-      </w:pPr>
-      <w:r>
-        <w:rPr>
-          <w:b/>
-          <w:bCs/>
-          <w:lang w:val="en-US"/>
-        </w:rPr>
-        <w:t xml:space="preserve"># </w:t>
-      </w:r>
-      <w:proofErr w:type="spellStart"/>
-      <w:r>
-        <w:rPr>
-          <w:b/>
-          <w:bCs/>
-          <w:lang w:val="en-US"/>
-        </w:rPr>
-        <w:t>cambiar</w:t>
-      </w:r>
-      <w:proofErr w:type="spellEnd"/>
-      <w:r>
-        <w:rPr>
-          <w:b/>
-          <w:bCs/>
-          <w:lang w:val="en-US"/>
-        </w:rPr>
-        <w:t xml:space="preserve"> MAC (</w:t>
-      </w:r>
-      <w:proofErr w:type="spellStart"/>
-      <w:r>
-        <w:rPr>
-          <w:b/>
-          <w:bCs/>
-          <w:lang w:val="en-US"/>
-        </w:rPr>
-        <w:t>ejemplo</w:t>
-      </w:r>
-      <w:proofErr w:type="spellEnd"/>
-      <w:r>
-        <w:rPr>
-          <w:b/>
-          <w:bCs/>
-          <w:lang w:val="en-US"/>
-        </w:rPr>
-        <w:t>)</w:t>
-      </w:r>
-    </w:p>
-    <w:p>
-      <w:pPr>
-        <w:rPr>
-          <w:b/>
-          <w:bCs/>
-          <w:lang w:val="en-US"/>
-        </w:rPr>
-      </w:pPr>
-      <w:proofErr w:type="spellStart"/>
-      <w:r>
-        <w:rPr>
-          <w:b/>
-          <w:bCs/>
-          <w:lang w:val="en-US"/>
-        </w:rPr>
-        <w:t>sudo</w:t>
-      </w:r>
-      <w:proofErr w:type="spellEnd"/>
-      <w:r>
-        <w:rPr>
-          <w:b/>
-          <w:bCs/>
-          <w:lang w:val="en-US"/>
-        </w:rPr>
-        <w:t xml:space="preserve"> </w:t>
-      </w:r>
-      <w:proofErr w:type="spellStart"/>
-      <w:r>
-        <w:rPr>
-          <w:b/>
-          <w:bCs/>
-          <w:lang w:val="en-US"/>
-        </w:rPr>
-        <w:t>ip</w:t>
-      </w:r>
-      <w:proofErr w:type="spellEnd"/>
-      <w:r>
-        <w:rPr>
-          <w:b/>
-          <w:bCs/>
-          <w:lang w:val="en-US"/>
-        </w:rPr>
-        <w:t xml:space="preserve"> link set dev eth0 address </w:t>
-      </w:r>
-      <w:proofErr w:type="gramStart"/>
-      <w:r>
-        <w:rPr>
-          <w:b/>
-          <w:bCs/>
-          <w:lang w:val="en-US"/>
-        </w:rPr>
-        <w:t>02:11:22:33:44:55</w:t>
-      </w:r>
-      <w:proofErr w:type="gramEnd"/>
-    </w:p>
-    <w:p>
-      <w:pPr>
-        <w:rPr>
-          <w:b/>
-          <w:bCs/>
-          <w:lang w:val="en-US"/>
-        </w:rPr>
-      </w:pPr>
-      <w:r>
-        <w:rPr>
-          <w:b/>
-          <w:bCs/>
-          <w:lang w:val="en-US"/>
-        </w:rPr>
-        <w:t xml:space="preserve"># </w:t>
-      </w:r>
-      <w:proofErr w:type="spellStart"/>
-      <w:r>
-        <w:rPr>
-          <w:b/>
-          <w:bCs/>
-          <w:lang w:val="en-US"/>
-        </w:rPr>
-        <w:t>subir</w:t>
-      </w:r>
-      <w:proofErr w:type="spellEnd"/>
-      <w:r>
-        <w:rPr>
-          <w:b/>
-          <w:bCs/>
-          <w:lang w:val="en-US"/>
-        </w:rPr>
-        <w:t xml:space="preserve"> </w:t>
-      </w:r>
-      <w:proofErr w:type="spellStart"/>
-      <w:r>
-        <w:rPr>
-          <w:b/>
-          <w:bCs/>
-          <w:lang w:val="en-US"/>
-        </w:rPr>
-        <w:t>interfaz</w:t>
-      </w:r>
-      <w:proofErr w:type="spellEnd"/>
-    </w:p>
-    <w:p>
-      <w:pPr>
-        <w:rPr>
-          <w:b/>
-          <w:bCs/>
-          <w:lang w:val="en-US"/>
-        </w:rPr>
-      </w:pPr>
-      <w:proofErr w:type="spellStart"/>
-      <w:r>
-        <w:rPr>
-          <w:b/>
-          <w:bCs/>
-          <w:lang w:val="en-US"/>
-        </w:rPr>
-        <w:t>sudo</w:t>
-      </w:r>
-      <w:proofErr w:type="spellEnd"/>
-      <w:r>
-        <w:rPr>
-          <w:b/>
-          <w:bCs/>
-          <w:lang w:val="en-US"/>
-        </w:rPr>
-        <w:t xml:space="preserve"> </w:t>
-      </w:r>
-      <w:proofErr w:type="spellStart"/>
-      <w:r>
-        <w:rPr>
-          <w:b/>
-          <w:bCs/>
-          <w:lang w:val="en-US"/>
-        </w:rPr>
-        <w:t>ip</w:t>
-      </w:r>
-      <w:proofErr w:type="spellEnd"/>
-      <w:r>
-        <w:rPr>
-          <w:b/>
-          <w:bCs/>
-          <w:lang w:val="en-US"/>
-        </w:rPr>
-        <w:t xml:space="preserve"> link set dev eth0 up</w:t>
-      </w:r>
-    </w:p>
-    <w:p>
-      <w:pPr>
-        <w:rPr>
-          <w:b/>
-          <w:bCs/>
-          <w:lang w:val="en-US"/>
-        </w:rPr>
-      </w:pPr>
-      <w:r>
-        <w:rPr>
-          <w:b/>
-          <w:bCs/>
-          <w:lang w:val="en-US"/>
-        </w:rPr>
-        <w:t xml:space="preserve"># </w:t>
-      </w:r>
-      <w:proofErr w:type="spellStart"/>
-      <w:r>
-        <w:rPr>
-          <w:b/>
-          <w:bCs/>
-          <w:lang w:val="en-US"/>
-        </w:rPr>
-        <w:t>observar</w:t>
-      </w:r>
-      <w:proofErr w:type="spellEnd"/>
-      <w:r>
-        <w:rPr>
-          <w:b/>
-          <w:bCs/>
-          <w:lang w:val="en-US"/>
-        </w:rPr>
-        <w:t xml:space="preserve"> logs</w:t>
-      </w:r>
-    </w:p>
-    <w:p>
-      <w:pPr>
-        <w:rPr>
-          <w:b/>
-          <w:bCs/>
-          <w:lang w:val="en-US"/>
-        </w:rPr>
-      </w:pPr>
-      <w:proofErr w:type="spellStart"/>
-      <w:r>
-        <w:rPr>
-          <w:b/>
-          <w:bCs/>
-          <w:lang w:val="en-US"/>
-        </w:rPr>
-        <w:t>sudo</w:t>
-      </w:r>
-      <w:proofErr w:type="spellEnd"/>
-      <w:r>
-        <w:rPr>
-          <w:b/>
-          <w:bCs/>
-          <w:lang w:val="en-US"/>
-        </w:rPr>
-        <w:t xml:space="preserve"> </w:t>
-      </w:r>
-      <w:proofErr w:type="spellStart"/>
-      <w:r>
-        <w:rPr>
-          <w:b/>
-          <w:bCs/>
-          <w:lang w:val="en-US"/>
-        </w:rPr>
-        <w:t>journalctl</w:t>
-      </w:r>
-      <w:proofErr w:type="spellEnd"/>
-      <w:r>
-        <w:rPr>
-          <w:b/>
-          <w:bCs/>
-          <w:lang w:val="en-US"/>
-        </w:rPr>
-        <w:t xml:space="preserve"> -f | grep -</w:t>
-      </w:r>
-      <w:proofErr w:type="spellStart"/>
-      <w:r>
-        <w:rPr>
-          <w:b/>
-          <w:bCs/>
-          <w:lang w:val="en-US"/>
-        </w:rPr>
-        <w:t>i</w:t>
-      </w:r>
-      <w:proofErr w:type="spellEnd"/>
-      <w:r>
-        <w:rPr>
-          <w:b/>
-          <w:bCs/>
-          <w:lang w:val="en-US"/>
-        </w:rPr>
-        <w:t xml:space="preserve"> </w:t>
-      </w:r>
-      <w:proofErr w:type="spellStart"/>
-      <w:r>
-        <w:rPr>
-          <w:b/>
-          <w:bCs/>
-          <w:lang w:val="en-US"/>
-        </w:rPr>
-        <w:t>arpwatch</w:t>
-      </w:r>
-      <w:proofErr w:type="spellEnd"/>
+        <w:t># bajar interfaz</w:t>
+      </w:r>
+    </w:p>
+    <w:p>
+      <w:pPr>
+        <w:rPr>
+          <w:b/>
+          <w:bCs/>
+          <w:lang w:val="en-US"/>
+        </w:rPr>
+      </w:pPr>
+      <w:r>
+        <w:rPr>
+          <w:b/>
+          <w:bCs/>
+          <w:lang w:val="en-US"/>
+        </w:rPr>
+        <w:t>sudo ip link set dev eth0 down</w:t>
+      </w:r>
+    </w:p>
+    <w:p>
+      <w:pPr>
+        <w:rPr>
+          <w:b/>
+          <w:bCs/>
+          <w:lang w:val="en-US"/>
+        </w:rPr>
+      </w:pPr>
+      <w:r>
+        <w:rPr>
+          <w:b/>
+          <w:bCs/>
+          <w:lang w:val="en-US"/>
+        </w:rPr>
+        <w:t># cambiar MAC (ejemplo)</w:t>
+      </w:r>
+    </w:p>
+    <w:p>
+      <w:pPr>
+        <w:rPr>
+          <w:b/>
+          <w:bCs/>
+          <w:lang w:val="en-US"/>
+        </w:rPr>
+      </w:pPr>
+      <w:r>
+        <w:rPr>
+          <w:b/>
+          <w:bCs/>
+          <w:lang w:val="en-US"/>
+        </w:rPr>
+        <w:t>sudo ip link set dev eth0 address 02:11:22:33:44:55</w:t>
+      </w:r>
+    </w:p>
+    <w:p>
+      <w:pPr>
+        <w:rPr>
+          <w:b/>
+          <w:bCs/>
+          <w:lang w:val="en-US"/>
+        </w:rPr>
+      </w:pPr>
+      <w:r>
+        <w:rPr>
+          <w:b/>
+          <w:bCs/>
+          <w:lang w:val="en-US"/>
+        </w:rPr>
+        <w:t># subir interfaz</w:t>
+      </w:r>
+    </w:p>
+    <w:p>
+      <w:pPr>
+        <w:rPr>
+          <w:b/>
+          <w:bCs/>
+          <w:lang w:val="en-US"/>
+        </w:rPr>
+      </w:pPr>
+      <w:r>
+        <w:rPr>
+          <w:b/>
+          <w:bCs/>
+          <w:lang w:val="en-US"/>
+        </w:rPr>
+        <w:t>sudo ip link set dev eth0 up</w:t>
+      </w:r>
+    </w:p>
+    <w:p>
+      <w:pPr>
+        <w:rPr>
+          <w:b/>
+          <w:bCs/>
+          <w:lang w:val="en-US"/>
+        </w:rPr>
+      </w:pPr>
+      <w:r>
+        <w:rPr>
+          <w:b/>
+          <w:bCs/>
+          <w:lang w:val="en-US"/>
+        </w:rPr>
+        <w:t># observar logs</w:t>
+      </w:r>
+    </w:p>
+    <w:p>
+      <w:pPr>
+        <w:rPr>
+          <w:b/>
+          <w:bCs/>
+          <w:lang w:val="en-US"/>
+        </w:rPr>
+      </w:pPr>
+      <w:r>
+        <w:rPr>
+          <w:b/>
+          <w:bCs/>
+          <w:lang w:val="en-US"/>
+        </w:rPr>
+        <w:t>sudo journalctl -f | grep -i arpwatch</w:t>
+      </w:r>
     </w:p>
     <w:p>
       <w:pPr>
@@ -2463,55 +1425,7 @@
           <w:bCs/>
         </w:rPr>
         <w:br/>
-        <w:t xml:space="preserve">Observa: </w:t>
-      </w:r>
-      <w:proofErr w:type="spellStart"/>
-      <w:r>
-        <w:rPr>
-          <w:b/>
-          <w:bCs/>
-        </w:rPr>
-        <w:t>arpwatch</w:t>
-      </w:r>
-      <w:proofErr w:type="spellEnd"/>
-      <w:r>
-        <w:rPr>
-          <w:b/>
-          <w:bCs/>
-        </w:rPr>
-        <w:t xml:space="preserve"> registra </w:t>
-      </w:r>
-      <w:proofErr w:type="spellStart"/>
-      <w:r>
-        <w:rPr>
-          <w:b/>
-          <w:bCs/>
-        </w:rPr>
-        <w:t>changed</w:t>
-      </w:r>
-      <w:proofErr w:type="spellEnd"/>
-      <w:r>
-        <w:rPr>
-          <w:b/>
-          <w:bCs/>
-        </w:rPr>
-        <w:t xml:space="preserve"> ethernet </w:t>
-      </w:r>
-      <w:proofErr w:type="spellStart"/>
-      <w:r>
-        <w:rPr>
-          <w:b/>
-          <w:bCs/>
-        </w:rPr>
-        <w:t>address</w:t>
-      </w:r>
-      <w:proofErr w:type="spellEnd"/>
-      <w:r>
-        <w:rPr>
-          <w:b/>
-          <w:bCs/>
-        </w:rPr>
-        <w:t xml:space="preserve"> para la IP afectada.</w:t>
+        <w:t>Observa: arpwatch registra changed ethernet address para la IP afectada.</w:t>
       </w:r>
     </w:p>
     <w:p>
@@ -2546,143 +1460,71 @@
           <w:b/>
           <w:bCs/>
         </w:rPr>
-        <w:t xml:space="preserve">Ejercicio 8 — Consultar la base de datos de </w:t>
-      </w:r>
-      <w:proofErr w:type="spellStart"/>
-      <w:r>
-        <w:rPr>
-          <w:b/>
-          <w:bCs/>
-        </w:rPr>
-        <w:t>arpwatch</w:t>
-      </w:r>
-      <w:proofErr w:type="spellEnd"/>
-    </w:p>
-    <w:p>
-      <w:pPr>
-        <w:rPr>
-          <w:b/>
-          <w:bCs/>
-        </w:rPr>
-      </w:pPr>
-      <w:r>
-        <w:rPr>
-          <w:b/>
-          <w:bCs/>
-        </w:rPr>
-        <w:t xml:space="preserve">Objetivo: ver el historial que guarda </w:t>
-      </w:r>
-      <w:proofErr w:type="spellStart"/>
-      <w:r>
-        <w:rPr>
-          <w:b/>
-          <w:bCs/>
-        </w:rPr>
-        <w:t>arpwatch</w:t>
-      </w:r>
-      <w:proofErr w:type="spellEnd"/>
-      <w:r>
-        <w:rPr>
-          <w:b/>
-          <w:bCs/>
-        </w:rPr>
-        <w:t>.</w:t>
-      </w:r>
-    </w:p>
-    <w:p>
-      <w:pPr>
-        <w:rPr>
-          <w:b/>
-          <w:bCs/>
-          <w:lang w:val="en-US"/>
-        </w:rPr>
-      </w:pPr>
-      <w:proofErr w:type="spellStart"/>
-      <w:r>
-        <w:rPr>
-          <w:b/>
-          <w:bCs/>
-          <w:lang w:val="en-US"/>
-        </w:rPr>
-        <w:t>sudo</w:t>
-      </w:r>
-      <w:proofErr w:type="spellEnd"/>
-      <w:r>
-        <w:rPr>
-          <w:b/>
-          <w:bCs/>
-          <w:lang w:val="en-US"/>
-        </w:rPr>
-        <w:t xml:space="preserve"> ls -l /var/lib/</w:t>
-      </w:r>
-      <w:proofErr w:type="spellStart"/>
-      <w:r>
-        <w:rPr>
-          <w:b/>
-          <w:bCs/>
-          <w:lang w:val="en-US"/>
-        </w:rPr>
-        <w:t>arpwatch</w:t>
-      </w:r>
-      <w:proofErr w:type="spellEnd"/>
-    </w:p>
-    <w:p>
-      <w:pPr>
-        <w:rPr>
-          <w:b/>
-          <w:bCs/>
-          <w:lang w:val="en-US"/>
-        </w:rPr>
-      </w:pPr>
-      <w:proofErr w:type="spellStart"/>
-      <w:r>
-        <w:rPr>
-          <w:b/>
-          <w:bCs/>
-          <w:lang w:val="en-US"/>
-        </w:rPr>
-        <w:t>sudo</w:t>
-      </w:r>
-      <w:proofErr w:type="spellEnd"/>
-      <w:r>
-        <w:rPr>
-          <w:b/>
-          <w:bCs/>
-          <w:lang w:val="en-US"/>
-        </w:rPr>
-        <w:t xml:space="preserve"> sed -n '1,80p' /var/lib/</w:t>
-      </w:r>
-      <w:proofErr w:type="spellStart"/>
-      <w:r>
-        <w:rPr>
-          <w:b/>
-          <w:bCs/>
-          <w:lang w:val="en-US"/>
-        </w:rPr>
-        <w:t>arpwatch</w:t>
-      </w:r>
-      <w:proofErr w:type="spellEnd"/>
-      <w:r>
-        <w:rPr>
-          <w:b/>
-          <w:bCs/>
-          <w:lang w:val="en-US"/>
-        </w:rPr>
-        <w:t>/arp.dat</w:t>
-      </w:r>
-    </w:p>
-    <w:p>
-      <w:pPr>
-        <w:rPr>
-          <w:b/>
-          <w:bCs/>
-        </w:rPr>
-      </w:pPr>
-      <w:r>
-        <w:rPr>
-          <w:b/>
-          <w:bCs/>
-        </w:rPr>
+        <w:t>Ejercicio 8 — Consultar la base de datos de arpwatch</w:t>
+      </w:r>
+    </w:p>
+    <w:p>
+      <w:pPr>
+        <w:rPr>
+          <w:b/>
+          <w:bCs/>
+        </w:rPr>
+      </w:pPr>
+      <w:r>
+        <w:rPr>
+          <w:b/>
+          <w:bCs/>
+        </w:rPr>
+        <w:t>Objetivo: ver el historial que guarda arpwatch.</w:t>
+      </w:r>
+    </w:p>
+    <w:p>
+      <w:pPr>
+        <w:rPr>
+          <w:b/>
+          <w:bCs/>
+          <w:lang w:val="en-US"/>
+        </w:rPr>
+      </w:pPr>
+      <w:r>
+        <w:rPr>
+          <w:b/>
+          <w:bCs/>
+          <w:lang w:val="en-US"/>
+        </w:rPr>
+        <w:t>sudo ls -l /var/lib/arpwatch</w:t>
+      </w:r>
+    </w:p>
+    <w:p>
+      <w:pPr>
+        <w:rPr>
+          <w:b/>
+          <w:bCs/>
+          <w:lang w:val="en-US"/>
+        </w:rPr>
+      </w:pPr>
+      <w:r>
+        <w:rPr>
+          <w:b/>
+          <w:bCs/>
+          <w:lang w:val="en-US"/>
+        </w:rPr>
+        <w:t>sudo sed -n '1,80p' /var/lib/arpwatch/arp.dat</w:t>
+      </w:r>
+    </w:p>
+    <w:p>
+      <w:pPr>
+        <w:rPr>
+          <w:b/>
+          <w:bCs/>
+        </w:rPr>
+      </w:pPr>
+      <w:r>
+        <w:rPr>
+          <w:b/>
+          <w:bCs/>
+        </w:rPr>
+        <w:lastRenderedPageBreak/>
         <w:t>Observa: entradas con IP, MAC y marcas de tiempo.</w:t>
       </w:r>
     </w:p>
@@ -2750,134 +1592,24 @@
           <w:bCs/>
           <w:lang w:val="en-US"/>
         </w:rPr>
-        <w:t xml:space="preserve"># </w:t>
-      </w:r>
-      <w:proofErr w:type="spellStart"/>
-      <w:r>
-        <w:rPr>
-          <w:b/>
-          <w:bCs/>
-          <w:lang w:val="en-US"/>
-        </w:rPr>
-        <w:t>sintaxis</w:t>
-      </w:r>
-      <w:proofErr w:type="spellEnd"/>
-      <w:r>
-        <w:rPr>
-          <w:b/>
-          <w:bCs/>
-          <w:lang w:val="en-US"/>
-        </w:rPr>
-        <w:t xml:space="preserve"> moderna </w:t>
-      </w:r>
-      <w:proofErr w:type="spellStart"/>
-      <w:r>
-        <w:rPr>
-          <w:b/>
-          <w:bCs/>
-          <w:lang w:val="en-US"/>
-        </w:rPr>
-        <w:t>recomendada</w:t>
-      </w:r>
-      <w:proofErr w:type="spellEnd"/>
-    </w:p>
-    <w:p>
-      <w:pPr>
-        <w:rPr>
-          <w:b/>
-          <w:bCs/>
-          <w:lang w:val="en-US"/>
-        </w:rPr>
-      </w:pPr>
-      <w:proofErr w:type="spellStart"/>
-      <w:r>
-        <w:rPr>
-          <w:b/>
-          <w:bCs/>
-          <w:lang w:val="en-US"/>
-        </w:rPr>
-        <w:t>sudo</w:t>
-      </w:r>
-      <w:proofErr w:type="spellEnd"/>
-      <w:r>
-        <w:rPr>
-          <w:b/>
-          <w:bCs/>
-          <w:lang w:val="en-US"/>
-        </w:rPr>
-        <w:t xml:space="preserve"> </w:t>
-      </w:r>
-      <w:proofErr w:type="spellStart"/>
-      <w:r>
-        <w:rPr>
-          <w:b/>
-          <w:bCs/>
-          <w:lang w:val="en-US"/>
-        </w:rPr>
-        <w:t>ip</w:t>
-      </w:r>
-      <w:proofErr w:type="spellEnd"/>
-      <w:r>
-        <w:rPr>
-          <w:b/>
-          <w:bCs/>
-          <w:lang w:val="en-US"/>
-        </w:rPr>
-        <w:t xml:space="preserve"> neigh add 192.168.1.143 </w:t>
-      </w:r>
-      <w:proofErr w:type="spellStart"/>
-      <w:r>
-        <w:rPr>
-          <w:b/>
-          <w:bCs/>
-          <w:lang w:val="en-US"/>
-        </w:rPr>
-        <w:t>lladdr</w:t>
-      </w:r>
-      <w:proofErr w:type="spellEnd"/>
-      <w:r>
-        <w:rPr>
-          <w:b/>
-          <w:bCs/>
-          <w:lang w:val="en-US"/>
-        </w:rPr>
-        <w:t xml:space="preserve"> 9f:4b:0c:9f:</w:t>
-      </w:r>
-      <w:proofErr w:type="gramStart"/>
-      <w:r>
-        <w:rPr>
-          <w:b/>
-          <w:bCs/>
-          <w:lang w:val="en-US"/>
-        </w:rPr>
-        <w:t>14:cb</w:t>
-      </w:r>
-      <w:proofErr w:type="gramEnd"/>
-      <w:r>
-        <w:rPr>
-          <w:b/>
-          <w:bCs/>
-          <w:lang w:val="en-US"/>
-        </w:rPr>
-        <w:t xml:space="preserve"> </w:t>
-      </w:r>
-      <w:proofErr w:type="spellStart"/>
-      <w:r>
-        <w:rPr>
-          <w:b/>
-          <w:bCs/>
-          <w:lang w:val="en-US"/>
-        </w:rPr>
-        <w:t>nud</w:t>
-      </w:r>
-      <w:proofErr w:type="spellEnd"/>
-      <w:r>
-        <w:rPr>
-          <w:b/>
-          <w:bCs/>
-          <w:lang w:val="en-US"/>
-        </w:rPr>
-        <w:t xml:space="preserve"> permanent dev eth0</w:t>
+        <w:t># sintaxis moderna recomendada</w:t>
+      </w:r>
+    </w:p>
+    <w:p>
+      <w:pPr>
+        <w:rPr>
+          <w:b/>
+          <w:bCs/>
+          <w:lang w:val="en-US"/>
+        </w:rPr>
+      </w:pPr>
+      <w:r>
+        <w:rPr>
+          <w:b/>
+          <w:bCs/>
+          <w:lang w:val="en-US"/>
+        </w:rPr>
+        <w:t>sudo ip neigh add 192.168.1.143 lladdr 9f:4b:0c:9f:14:cb nud permanent dev eth0</w:t>
       </w:r>
     </w:p>
     <w:p>
@@ -2902,48 +1634,13 @@
           <w:bCs/>
         </w:rPr>
       </w:pPr>
-      <w:proofErr w:type="spellStart"/>
-      <w:r>
-        <w:rPr>
-          <w:b/>
-          <w:bCs/>
-        </w:rPr>
-        <w:lastRenderedPageBreak/>
-        <w:t>ip</w:t>
-      </w:r>
-      <w:proofErr w:type="spellEnd"/>
-      <w:r>
-        <w:rPr>
-          <w:b/>
-          <w:bCs/>
-        </w:rPr>
-        <w:t xml:space="preserve"> </w:t>
-      </w:r>
-      <w:proofErr w:type="spellStart"/>
-      <w:r>
-        <w:rPr>
-          <w:b/>
-          <w:bCs/>
-        </w:rPr>
-        <w:t>neigh</w:t>
-      </w:r>
-      <w:proofErr w:type="spellEnd"/>
-      <w:r>
-        <w:rPr>
-          <w:b/>
-          <w:bCs/>
-        </w:rPr>
-        <w:t xml:space="preserve"> </w:t>
-      </w:r>
-      <w:proofErr w:type="gramStart"/>
-      <w:r>
-        <w:rPr>
-          <w:b/>
-          <w:bCs/>
-        </w:rPr>
-        <w:t>show</w:t>
-      </w:r>
-      <w:proofErr w:type="gramEnd"/>
+      <w:r>
+        <w:rPr>
+          <w:b/>
+          <w:bCs/>
+        </w:rPr>
+        <w:t>ip neigh show</w:t>
+      </w:r>
     </w:p>
     <w:p>
       <w:pPr>
@@ -3024,91 +1721,25 @@
           <w:bCs/>
           <w:lang w:val="en-US"/>
         </w:rPr>
-        <w:t xml:space="preserve"># </w:t>
-      </w:r>
-      <w:proofErr w:type="spellStart"/>
-      <w:r>
-        <w:rPr>
-          <w:b/>
-          <w:bCs/>
-          <w:lang w:val="en-US"/>
-        </w:rPr>
-        <w:t>parar</w:t>
-      </w:r>
-      <w:proofErr w:type="spellEnd"/>
-      <w:r>
-        <w:rPr>
-          <w:b/>
-          <w:bCs/>
-          <w:lang w:val="en-US"/>
-        </w:rPr>
-        <w:t xml:space="preserve"> </w:t>
-      </w:r>
-      <w:proofErr w:type="spellStart"/>
-      <w:r>
-        <w:rPr>
-          <w:b/>
-          <w:bCs/>
-          <w:lang w:val="en-US"/>
-        </w:rPr>
-        <w:t>arpwatch</w:t>
-      </w:r>
-      <w:proofErr w:type="spellEnd"/>
-    </w:p>
-    <w:p>
-      <w:pPr>
-        <w:rPr>
-          <w:b/>
-          <w:bCs/>
-          <w:lang w:val="en-US"/>
-        </w:rPr>
-      </w:pPr>
-      <w:proofErr w:type="spellStart"/>
-      <w:r>
-        <w:rPr>
-          <w:b/>
-          <w:bCs/>
-          <w:lang w:val="en-US"/>
-        </w:rPr>
-        <w:t>sudo</w:t>
-      </w:r>
-      <w:proofErr w:type="spellEnd"/>
-      <w:r>
-        <w:rPr>
-          <w:b/>
-          <w:bCs/>
-          <w:lang w:val="en-US"/>
-        </w:rPr>
-        <w:t xml:space="preserve"> </w:t>
-      </w:r>
-      <w:proofErr w:type="spellStart"/>
-      <w:r>
-        <w:rPr>
-          <w:b/>
-          <w:bCs/>
-          <w:lang w:val="en-US"/>
-        </w:rPr>
-        <w:t>systemctl</w:t>
-      </w:r>
-      <w:proofErr w:type="spellEnd"/>
-      <w:r>
-        <w:rPr>
-          <w:b/>
-          <w:bCs/>
-          <w:lang w:val="en-US"/>
-        </w:rPr>
-        <w:t xml:space="preserve"> stop </w:t>
-      </w:r>
-      <w:proofErr w:type="spellStart"/>
-      <w:r>
-        <w:rPr>
-          <w:b/>
-          <w:bCs/>
-          <w:lang w:val="en-US"/>
-        </w:rPr>
-        <w:t>arpwatch</w:t>
-      </w:r>
-      <w:proofErr w:type="spellEnd"/>
+        <w:t># parar arpwatch</w:t>
+      </w:r>
+    </w:p>
+    <w:p>
+      <w:pPr>
+        <w:rPr>
+          <w:b/>
+          <w:bCs/>
+          <w:lang w:val="en-US"/>
+        </w:rPr>
+      </w:pPr>
+      <w:r>
+        <w:rPr>
+          <w:b/>
+          <w:bCs/>
+          <w:lang w:val="en-US"/>
+        </w:rPr>
+        <w:t>sudo systemctl stop arpwatch</w:t>
+      </w:r>
     </w:p>
     <w:p>
       <w:pPr>
@@ -3133,41 +1764,13 @@
           <w:lang w:val="en-US"/>
         </w:rPr>
       </w:pPr>
-      <w:proofErr w:type="spellStart"/>
-      <w:r>
-        <w:rPr>
-          <w:b/>
-          <w:bCs/>
-          <w:lang w:val="en-US"/>
-        </w:rPr>
-        <w:t>sudo</w:t>
-      </w:r>
-      <w:proofErr w:type="spellEnd"/>
-      <w:r>
-        <w:rPr>
-          <w:b/>
-          <w:bCs/>
-          <w:lang w:val="en-US"/>
-        </w:rPr>
-        <w:t xml:space="preserve"> </w:t>
-      </w:r>
-      <w:proofErr w:type="spellStart"/>
-      <w:r>
-        <w:rPr>
-          <w:b/>
-          <w:bCs/>
-          <w:lang w:val="en-US"/>
-        </w:rPr>
-        <w:t>ip</w:t>
-      </w:r>
-      <w:proofErr w:type="spellEnd"/>
-      <w:r>
-        <w:rPr>
-          <w:b/>
-          <w:bCs/>
-          <w:lang w:val="en-US"/>
-        </w:rPr>
-        <w:t xml:space="preserve"> neigh del 192.168.1.143 dev eth0</w:t>
+      <w:r>
+        <w:rPr>
+          <w:b/>
+          <w:bCs/>
+          <w:lang w:val="en-US"/>
+        </w:rPr>
+        <w:t>sudo ip neigh del 192.168.1.143 dev eth0</w:t>
       </w:r>
     </w:p>
     <w:p>
@@ -3192,47 +1795,13 @@
           <w:bCs/>
         </w:rPr>
       </w:pPr>
-      <w:proofErr w:type="spellStart"/>
-      <w:r>
-        <w:rPr>
-          <w:b/>
-          <w:bCs/>
-        </w:rPr>
-        <w:t>ip</w:t>
-      </w:r>
-      <w:proofErr w:type="spellEnd"/>
-      <w:r>
-        <w:rPr>
-          <w:b/>
-          <w:bCs/>
-        </w:rPr>
-        <w:t xml:space="preserve"> </w:t>
-      </w:r>
-      <w:proofErr w:type="spellStart"/>
-      <w:r>
-        <w:rPr>
-          <w:b/>
-          <w:bCs/>
-        </w:rPr>
-        <w:t>neigh</w:t>
-      </w:r>
-      <w:proofErr w:type="spellEnd"/>
-      <w:r>
-        <w:rPr>
-          <w:b/>
-          <w:bCs/>
-        </w:rPr>
-        <w:t xml:space="preserve"> </w:t>
-      </w:r>
-      <w:proofErr w:type="gramStart"/>
-      <w:r>
-        <w:rPr>
-          <w:b/>
-          <w:bCs/>
-        </w:rPr>
-        <w:t>show</w:t>
-      </w:r>
-      <w:proofErr w:type="gramEnd"/>
+      <w:r>
+        <w:rPr>
+          <w:b/>
+          <w:bCs/>
+        </w:rPr>
+        <w:t>ip neigh show</w:t>
+      </w:r>
     </w:p>
     <w:p/>
     <w:sectPr>
